--- a/PHOCS-Docgentemplates/PHOCS Sewerage Holding Tank Construction Permit Template.docx
+++ b/PHOCS-Docgentemplates/PHOCS Sewerage Holding Tank Construction Permit Template.docx
@@ -1,6 +1,6 @@
 
 <file path=word/document.xml><?xml version="1.0" encoding="utf-8"?>
-<w:document xmlns:wpc="http://schemas.microsoft.com/office/word/2010/wordprocessingCanvas" xmlns:cx="http://schemas.microsoft.com/office/drawing/2014/chartex" xmlns:cx1="http://schemas.microsoft.com/office/drawing/2015/9/8/chartex" xmlns:cx2="http://schemas.microsoft.com/office/drawing/2015/10/21/chartex" xmlns:cx3="http://schemas.microsoft.com/office/drawing/2016/5/9/chartex" xmlns:cx4="http://schemas.microsoft.com/office/drawing/2016/5/10/chartex" xmlns:cx5="http://schemas.microsoft.com/office/drawing/2016/5/11/chartex" xmlns:cx6="http://schemas.microsoft.com/office/drawing/2016/5/12/chartex" xmlns:cx7="http://schemas.microsoft.com/office/drawing/2016/5/13/chartex" xmlns:cx8="http://schemas.microsoft.com/office/drawing/2016/5/14/chartex" xmlns:mc="http://schemas.openxmlformats.org/markup-compatibility/2006" xmlns:aink="http://schemas.microsoft.com/office/drawing/2016/ink" xmlns:am3d="http://schemas.microsoft.com/office/drawing/2017/model3d" xmlns:o="urn:schemas-microsoft-com:office:office" xmlns:oel="http://schemas.microsoft.com/office/2019/extlst" xmlns:r="http://schemas.openxmlformats.org/officeDocument/2006/relationships" xmlns:m="http://schemas.openxmlformats.org/officeDocument/2006/math" xmlns:v="urn:schemas-microsoft-com:vml" xmlns:wp14="http://schemas.microsoft.com/office/word/2010/wordprocessingDrawing" xmlns:wp="http://schemas.openxmlformats.org/drawingml/2006/wordprocessingDrawing" xmlns:w10="urn:schemas-microsoft-com:office:word" xmlns:w="http://schemas.openxmlformats.org/wordprocessingml/2006/main" xmlns:w14="http://schemas.microsoft.com/office/word/2010/wordml" xmlns:w15="http://schemas.microsoft.com/office/word/2012/wordml" xmlns:w16cei="http://schemas.microsoft.com/office/word/2026/wordml/cei" xmlns:w16cex="http://schemas.microsoft.com/office/word/2018/wordml/cex" xmlns:w16cid="http://schemas.microsoft.com/office/word/2016/wordml/cid" xmlns:w16="http://schemas.microsoft.com/office/word/2018/wordml" xmlns:w16du="http://schemas.microsoft.com/office/word/2023/wordml/word16du" xmlns:w16sdtdh="http://schemas.microsoft.com/office/word/2020/wordml/sdtdatahash" xmlns:w16sdtfl="http://schemas.microsoft.com/office/word/2024/wordml/sdtformatlock" xmlns:w16se="http://schemas.microsoft.com/office/word/2015/wordml/symex" xmlns:wpg="http://schemas.microsoft.com/office/word/2010/wordprocessingGroup" xmlns:wpi="http://schemas.microsoft.com/office/word/2010/wordprocessingInk" xmlns:wne="http://schemas.microsoft.com/office/word/2006/wordml" xmlns:wps="http://schemas.microsoft.com/office/word/2010/wordprocessingShape" mc:Ignorable="w14 w15 w16se w16cid w16 w16cex w16sdtdh w16sdtfl w16du wp14">
+<w:document xmlns:wpc="http://schemas.microsoft.com/office/word/2010/wordprocessingCanvas" xmlns:cx="http://schemas.microsoft.com/office/drawing/2014/chartex" xmlns:cx1="http://schemas.microsoft.com/office/drawing/2015/9/8/chartex" xmlns:cx2="http://schemas.microsoft.com/office/drawing/2015/10/21/chartex" xmlns:cx3="http://schemas.microsoft.com/office/drawing/2016/5/9/chartex" xmlns:cx4="http://schemas.microsoft.com/office/drawing/2016/5/10/chartex" xmlns:cx5="http://schemas.microsoft.com/office/drawing/2016/5/11/chartex" xmlns:cx6="http://schemas.microsoft.com/office/drawing/2016/5/12/chartex" xmlns:cx7="http://schemas.microsoft.com/office/drawing/2016/5/13/chartex" xmlns:cx8="http://schemas.microsoft.com/office/drawing/2016/5/14/chartex" xmlns:mc="http://schemas.openxmlformats.org/markup-compatibility/2006" xmlns:aink="http://schemas.microsoft.com/office/drawing/2016/ink" xmlns:am3d="http://schemas.microsoft.com/office/drawing/2017/model3d" xmlns:o="urn:schemas-microsoft-com:office:office" xmlns:oel="http://schemas.microsoft.com/office/2019/extlst" xmlns:r="http://schemas.openxmlformats.org/officeDocument/2006/relationships" xmlns:m="http://schemas.openxmlformats.org/officeDocument/2006/math" xmlns:v="urn:schemas-microsoft-com:vml" xmlns:wp14="http://schemas.microsoft.com/office/word/2010/wordprocessingDrawing" xmlns:wp="http://schemas.openxmlformats.org/drawingml/2006/wordprocessingDrawing" xmlns:w10="urn:schemas-microsoft-com:office:word" xmlns:w="http://schemas.openxmlformats.org/wordprocessingml/2006/main" xmlns:w14="http://schemas.microsoft.com/office/word/2010/wordml" xmlns:w15="http://schemas.microsoft.com/office/word/2012/wordml" xmlns:w16cex="http://schemas.microsoft.com/office/word/2018/wordml/cex" xmlns:w16cid="http://schemas.microsoft.com/office/word/2016/wordml/cid" xmlns:w16="http://schemas.microsoft.com/office/word/2018/wordml" xmlns:w16du="http://schemas.microsoft.com/office/word/2023/wordml/word16du" xmlns:w16sdtdh="http://schemas.microsoft.com/office/word/2020/wordml/sdtdatahash" xmlns:w16sdtfl="http://schemas.microsoft.com/office/word/2024/wordml/sdtformatlock" xmlns:w16se="http://schemas.microsoft.com/office/word/2015/wordml/symex" xmlns:wpg="http://schemas.microsoft.com/office/word/2010/wordprocessingGroup" xmlns:wpi="http://schemas.microsoft.com/office/word/2010/wordprocessingInk" xmlns:wne="http://schemas.microsoft.com/office/word/2006/wordml" xmlns:wps="http://schemas.microsoft.com/office/word/2010/wordprocessingShape" mc:Ignorable="w14 w15 w16se w16cid w16 w16cex w16sdtdh w16sdtfl w16du wp14">
   <w:body>
     <w:p>
       <w:pPr>
@@ -343,7 +343,6 @@
       </w:tblGrid>
       <w:tr>
         <w:trPr>
-          <w:trHeight w:val="521"/>
           <w:tblHeader/>
           <w:jc w:val="center"/>
         </w:trPr>
@@ -373,7 +372,6 @@
       </w:tr>
       <w:tr>
         <w:trPr>
-          <w:trHeight w:val="794"/>
           <w:jc w:val="center"/>
         </w:trPr>
         <w:tc>
@@ -769,12 +767,8 @@
       </w:pPr>
     </w:p>
     <w:sectPr>
-      <w:headerReference w:type="even" r:id="rId11"/>
-      <w:headerReference w:type="default" r:id="rId12"/>
-      <w:footerReference w:type="even" r:id="rId13"/>
-      <w:footerReference w:type="default" r:id="rId14"/>
-      <w:headerReference w:type="first" r:id="rId15"/>
-      <w:footerReference w:type="first" r:id="rId16"/>
+      <w:headerReference w:type="default" r:id="rId11"/>
+      <w:footerReference w:type="default" r:id="rId12"/>
       <w:pgSz w:w="12240" w:h="15840"/>
       <w:pgMar w:top="1440" w:right="990" w:bottom="1440" w:left="1440" w:header="708" w:footer="708" w:gutter="0"/>
       <w:cols w:space="708"/>
@@ -785,7 +779,7 @@
 </file>
 
 <file path=word/endnotes.xml><?xml version="1.0" encoding="utf-8"?>
-<w:endnotes xmlns:wpc="http://schemas.microsoft.com/office/word/2010/wordprocessingCanvas" xmlns:cx="http://schemas.microsoft.com/office/drawing/2014/chartex" xmlns:cx1="http://schemas.microsoft.com/office/drawing/2015/9/8/chartex" xmlns:cx2="http://schemas.microsoft.com/office/drawing/2015/10/21/chartex" xmlns:cx3="http://schemas.microsoft.com/office/drawing/2016/5/9/chartex" xmlns:cx4="http://schemas.microsoft.com/office/drawing/2016/5/10/chartex" xmlns:cx5="http://schemas.microsoft.com/office/drawing/2016/5/11/chartex" xmlns:cx6="http://schemas.microsoft.com/office/drawing/2016/5/12/chartex" xmlns:cx7="http://schemas.microsoft.com/office/drawing/2016/5/13/chartex" xmlns:cx8="http://schemas.microsoft.com/office/drawing/2016/5/14/chartex" xmlns:mc="http://schemas.openxmlformats.org/markup-compatibility/2006" xmlns:aink="http://schemas.microsoft.com/office/drawing/2016/ink" xmlns:am3d="http://schemas.microsoft.com/office/drawing/2017/model3d" xmlns:o="urn:schemas-microsoft-com:office:office" xmlns:oel="http://schemas.microsoft.com/office/2019/extlst" xmlns:r="http://schemas.openxmlformats.org/officeDocument/2006/relationships" xmlns:m="http://schemas.openxmlformats.org/officeDocument/2006/math" xmlns:v="urn:schemas-microsoft-com:vml" xmlns:wp14="http://schemas.microsoft.com/office/word/2010/wordprocessingDrawing" xmlns:wp="http://schemas.openxmlformats.org/drawingml/2006/wordprocessingDrawing" xmlns:w10="urn:schemas-microsoft-com:office:word" xmlns:w="http://schemas.openxmlformats.org/wordprocessingml/2006/main" xmlns:w14="http://schemas.microsoft.com/office/word/2010/wordml" xmlns:w15="http://schemas.microsoft.com/office/word/2012/wordml" xmlns:w16cei="http://schemas.microsoft.com/office/word/2026/wordml/cei" xmlns:w16cex="http://schemas.microsoft.com/office/word/2018/wordml/cex" xmlns:w16cid="http://schemas.microsoft.com/office/word/2016/wordml/cid" xmlns:w16="http://schemas.microsoft.com/office/word/2018/wordml" xmlns:w16du="http://schemas.microsoft.com/office/word/2023/wordml/word16du" xmlns:w16sdtdh="http://schemas.microsoft.com/office/word/2020/wordml/sdtdatahash" xmlns:w16sdtfl="http://schemas.microsoft.com/office/word/2024/wordml/sdtformatlock" xmlns:w16se="http://schemas.microsoft.com/office/word/2015/wordml/symex" xmlns:wpg="http://schemas.microsoft.com/office/word/2010/wordprocessingGroup" xmlns:wpi="http://schemas.microsoft.com/office/word/2010/wordprocessingInk" xmlns:wne="http://schemas.microsoft.com/office/word/2006/wordml" xmlns:wps="http://schemas.microsoft.com/office/word/2010/wordprocessingShape" mc:Ignorable="w14 w15 w16se w16cid w16 w16cex w16sdtdh w16sdtfl w16du wp14">
+<w:endnotes xmlns:wpc="http://schemas.microsoft.com/office/word/2010/wordprocessingCanvas" xmlns:cx="http://schemas.microsoft.com/office/drawing/2014/chartex" xmlns:cx1="http://schemas.microsoft.com/office/drawing/2015/9/8/chartex" xmlns:cx2="http://schemas.microsoft.com/office/drawing/2015/10/21/chartex" xmlns:cx3="http://schemas.microsoft.com/office/drawing/2016/5/9/chartex" xmlns:cx4="http://schemas.microsoft.com/office/drawing/2016/5/10/chartex" xmlns:cx5="http://schemas.microsoft.com/office/drawing/2016/5/11/chartex" xmlns:cx6="http://schemas.microsoft.com/office/drawing/2016/5/12/chartex" xmlns:cx7="http://schemas.microsoft.com/office/drawing/2016/5/13/chartex" xmlns:cx8="http://schemas.microsoft.com/office/drawing/2016/5/14/chartex" xmlns:mc="http://schemas.openxmlformats.org/markup-compatibility/2006" xmlns:aink="http://schemas.microsoft.com/office/drawing/2016/ink" xmlns:am3d="http://schemas.microsoft.com/office/drawing/2017/model3d" xmlns:o="urn:schemas-microsoft-com:office:office" xmlns:oel="http://schemas.microsoft.com/office/2019/extlst" xmlns:r="http://schemas.openxmlformats.org/officeDocument/2006/relationships" xmlns:m="http://schemas.openxmlformats.org/officeDocument/2006/math" xmlns:v="urn:schemas-microsoft-com:vml" xmlns:wp14="http://schemas.microsoft.com/office/word/2010/wordprocessingDrawing" xmlns:wp="http://schemas.openxmlformats.org/drawingml/2006/wordprocessingDrawing" xmlns:w10="urn:schemas-microsoft-com:office:word" xmlns:w="http://schemas.openxmlformats.org/wordprocessingml/2006/main" xmlns:w14="http://schemas.microsoft.com/office/word/2010/wordml" xmlns:w15="http://schemas.microsoft.com/office/word/2012/wordml" xmlns:w16cex="http://schemas.microsoft.com/office/word/2018/wordml/cex" xmlns:w16cid="http://schemas.microsoft.com/office/word/2016/wordml/cid" xmlns:w16="http://schemas.microsoft.com/office/word/2018/wordml" xmlns:w16du="http://schemas.microsoft.com/office/word/2023/wordml/word16du" xmlns:w16sdtdh="http://schemas.microsoft.com/office/word/2020/wordml/sdtdatahash" xmlns:w16sdtfl="http://schemas.microsoft.com/office/word/2024/wordml/sdtformatlock" xmlns:w16se="http://schemas.microsoft.com/office/word/2015/wordml/symex" xmlns:wpg="http://schemas.microsoft.com/office/word/2010/wordprocessingGroup" xmlns:wpi="http://schemas.microsoft.com/office/word/2010/wordprocessingInk" xmlns:wne="http://schemas.microsoft.com/office/word/2006/wordml" xmlns:wps="http://schemas.microsoft.com/office/word/2010/wordprocessingShape" mc:Ignorable="w14 w15 w16se w16cid w16 w16cex w16sdtdh w16sdtfl w16du wp14">
   <w:endnote w:type="separator" w:id="-1">
     <w:p>
       <w:pPr>
@@ -810,17 +804,7 @@
 </file>
 
 <file path=word/footer1.xml><?xml version="1.0" encoding="utf-8"?>
-<w:ftr xmlns:wpc="http://schemas.microsoft.com/office/word/2010/wordprocessingCanvas" xmlns:cx="http://schemas.microsoft.com/office/drawing/2014/chartex" xmlns:cx1="http://schemas.microsoft.com/office/drawing/2015/9/8/chartex" xmlns:cx2="http://schemas.microsoft.com/office/drawing/2015/10/21/chartex" xmlns:cx3="http://schemas.microsoft.com/office/drawing/2016/5/9/chartex" xmlns:cx4="http://schemas.microsoft.com/office/drawing/2016/5/10/chartex" xmlns:cx5="http://schemas.microsoft.com/office/drawing/2016/5/11/chartex" xmlns:cx6="http://schemas.microsoft.com/office/drawing/2016/5/12/chartex" xmlns:cx7="http://schemas.microsoft.com/office/drawing/2016/5/13/chartex" xmlns:cx8="http://schemas.microsoft.com/office/drawing/2016/5/14/chartex" xmlns:mc="http://schemas.openxmlformats.org/markup-compatibility/2006" xmlns:aink="http://schemas.microsoft.com/office/drawing/2016/ink" xmlns:am3d="http://schemas.microsoft.com/office/drawing/2017/model3d" xmlns:o="urn:schemas-microsoft-com:office:office" xmlns:oel="http://schemas.microsoft.com/office/2019/extlst" xmlns:r="http://schemas.openxmlformats.org/officeDocument/2006/relationships" xmlns:m="http://schemas.openxmlformats.org/officeDocument/2006/math" xmlns:v="urn:schemas-microsoft-com:vml" xmlns:wp14="http://schemas.microsoft.com/office/word/2010/wordprocessingDrawing" xmlns:wp="http://schemas.openxmlformats.org/drawingml/2006/wordprocessingDrawing" xmlns:w10="urn:schemas-microsoft-com:office:word" xmlns:w="http://schemas.openxmlformats.org/wordprocessingml/2006/main" xmlns:w14="http://schemas.microsoft.com/office/word/2010/wordml" xmlns:w15="http://schemas.microsoft.com/office/word/2012/wordml" xmlns:w16cei="http://schemas.microsoft.com/office/word/2026/wordml/cei" xmlns:w16cex="http://schemas.microsoft.com/office/word/2018/wordml/cex" xmlns:w16cid="http://schemas.microsoft.com/office/word/2016/wordml/cid" xmlns:w16="http://schemas.microsoft.com/office/word/2018/wordml" xmlns:w16du="http://schemas.microsoft.com/office/word/2023/wordml/word16du" xmlns:w16sdtdh="http://schemas.microsoft.com/office/word/2020/wordml/sdtdatahash" xmlns:w16sdtfl="http://schemas.microsoft.com/office/word/2024/wordml/sdtformatlock" xmlns:w16se="http://schemas.microsoft.com/office/word/2015/wordml/symex" xmlns:wpg="http://schemas.microsoft.com/office/word/2010/wordprocessingGroup" xmlns:wpi="http://schemas.microsoft.com/office/word/2010/wordprocessingInk" xmlns:wne="http://schemas.microsoft.com/office/word/2006/wordml" xmlns:wps="http://schemas.microsoft.com/office/word/2010/wordprocessingShape" mc:Ignorable="w14 w15 w16se w16cid w16 w16cex w16sdtdh w16sdtfl w16du wp14">
-  <w:p>
-    <w:pPr>
-      <w:pStyle w:val="Footer"/>
-    </w:pPr>
-  </w:p>
-</w:ftr>
-</file>
-
-<file path=word/footer2.xml><?xml version="1.0" encoding="utf-8"?>
-<w:ftr xmlns:wpc="http://schemas.microsoft.com/office/word/2010/wordprocessingCanvas" xmlns:cx="http://schemas.microsoft.com/office/drawing/2014/chartex" xmlns:cx1="http://schemas.microsoft.com/office/drawing/2015/9/8/chartex" xmlns:cx2="http://schemas.microsoft.com/office/drawing/2015/10/21/chartex" xmlns:cx3="http://schemas.microsoft.com/office/drawing/2016/5/9/chartex" xmlns:cx4="http://schemas.microsoft.com/office/drawing/2016/5/10/chartex" xmlns:cx5="http://schemas.microsoft.com/office/drawing/2016/5/11/chartex" xmlns:cx6="http://schemas.microsoft.com/office/drawing/2016/5/12/chartex" xmlns:cx7="http://schemas.microsoft.com/office/drawing/2016/5/13/chartex" xmlns:cx8="http://schemas.microsoft.com/office/drawing/2016/5/14/chartex" xmlns:mc="http://schemas.openxmlformats.org/markup-compatibility/2006" xmlns:aink="http://schemas.microsoft.com/office/drawing/2016/ink" xmlns:am3d="http://schemas.microsoft.com/office/drawing/2017/model3d" xmlns:o="urn:schemas-microsoft-com:office:office" xmlns:oel="http://schemas.microsoft.com/office/2019/extlst" xmlns:r="http://schemas.openxmlformats.org/officeDocument/2006/relationships" xmlns:m="http://schemas.openxmlformats.org/officeDocument/2006/math" xmlns:v="urn:schemas-microsoft-com:vml" xmlns:wp14="http://schemas.microsoft.com/office/word/2010/wordprocessingDrawing" xmlns:wp="http://schemas.openxmlformats.org/drawingml/2006/wordprocessingDrawing" xmlns:w10="urn:schemas-microsoft-com:office:word" xmlns:w="http://schemas.openxmlformats.org/wordprocessingml/2006/main" xmlns:w14="http://schemas.microsoft.com/office/word/2010/wordml" xmlns:w15="http://schemas.microsoft.com/office/word/2012/wordml" xmlns:w16cei="http://schemas.microsoft.com/office/word/2026/wordml/cei" xmlns:w16cex="http://schemas.microsoft.com/office/word/2018/wordml/cex" xmlns:w16cid="http://schemas.microsoft.com/office/word/2016/wordml/cid" xmlns:w16="http://schemas.microsoft.com/office/word/2018/wordml" xmlns:w16du="http://schemas.microsoft.com/office/word/2023/wordml/word16du" xmlns:w16sdtdh="http://schemas.microsoft.com/office/word/2020/wordml/sdtdatahash" xmlns:w16sdtfl="http://schemas.microsoft.com/office/word/2024/wordml/sdtformatlock" xmlns:w16se="http://schemas.microsoft.com/office/word/2015/wordml/symex" xmlns:wpg="http://schemas.microsoft.com/office/word/2010/wordprocessingGroup" xmlns:wpi="http://schemas.microsoft.com/office/word/2010/wordprocessingInk" xmlns:wne="http://schemas.microsoft.com/office/word/2006/wordml" xmlns:wps="http://schemas.microsoft.com/office/word/2010/wordprocessingShape" mc:Ignorable="w14 w15 w16se w16cid w16 w16cex w16sdtdh w16sdtfl w16du wp14">
+<w:ftr xmlns:wpc="http://schemas.microsoft.com/office/word/2010/wordprocessingCanvas" xmlns:cx="http://schemas.microsoft.com/office/drawing/2014/chartex" xmlns:cx1="http://schemas.microsoft.com/office/drawing/2015/9/8/chartex" xmlns:cx2="http://schemas.microsoft.com/office/drawing/2015/10/21/chartex" xmlns:cx3="http://schemas.microsoft.com/office/drawing/2016/5/9/chartex" xmlns:cx4="http://schemas.microsoft.com/office/drawing/2016/5/10/chartex" xmlns:cx5="http://schemas.microsoft.com/office/drawing/2016/5/11/chartex" xmlns:cx6="http://schemas.microsoft.com/office/drawing/2016/5/12/chartex" xmlns:cx7="http://schemas.microsoft.com/office/drawing/2016/5/13/chartex" xmlns:cx8="http://schemas.microsoft.com/office/drawing/2016/5/14/chartex" xmlns:mc="http://schemas.openxmlformats.org/markup-compatibility/2006" xmlns:aink="http://schemas.microsoft.com/office/drawing/2016/ink" xmlns:am3d="http://schemas.microsoft.com/office/drawing/2017/model3d" xmlns:o="urn:schemas-microsoft-com:office:office" xmlns:oel="http://schemas.microsoft.com/office/2019/extlst" xmlns:r="http://schemas.openxmlformats.org/officeDocument/2006/relationships" xmlns:m="http://schemas.openxmlformats.org/officeDocument/2006/math" xmlns:v="urn:schemas-microsoft-com:vml" xmlns:wp14="http://schemas.microsoft.com/office/word/2010/wordprocessingDrawing" xmlns:wp="http://schemas.openxmlformats.org/drawingml/2006/wordprocessingDrawing" xmlns:w10="urn:schemas-microsoft-com:office:word" xmlns:w="http://schemas.openxmlformats.org/wordprocessingml/2006/main" xmlns:w14="http://schemas.microsoft.com/office/word/2010/wordml" xmlns:w15="http://schemas.microsoft.com/office/word/2012/wordml" xmlns:w16cex="http://schemas.microsoft.com/office/word/2018/wordml/cex" xmlns:w16cid="http://schemas.microsoft.com/office/word/2016/wordml/cid" xmlns:w16="http://schemas.microsoft.com/office/word/2018/wordml" xmlns:w16du="http://schemas.microsoft.com/office/word/2023/wordml/word16du" xmlns:w16sdtdh="http://schemas.microsoft.com/office/word/2020/wordml/sdtdatahash" xmlns:w16sdtfl="http://schemas.microsoft.com/office/word/2024/wordml/sdtformatlock" xmlns:w16se="http://schemas.microsoft.com/office/word/2015/wordml/symex" xmlns:wpg="http://schemas.microsoft.com/office/word/2010/wordprocessingGroup" xmlns:wpi="http://schemas.microsoft.com/office/word/2010/wordprocessingInk" xmlns:wne="http://schemas.microsoft.com/office/word/2006/wordml" xmlns:wps="http://schemas.microsoft.com/office/word/2010/wordprocessingShape" mc:Ignorable="w14 w15 w16se w16cid w16 w16cex w16sdtdh w16sdtfl w16du wp14">
   <w:p>
     <w:pPr>
       <w:pStyle w:val="Footer"/>
@@ -1025,18 +1009,8 @@
 </w:ftr>
 </file>
 
-<file path=word/footer3.xml><?xml version="1.0" encoding="utf-8"?>
-<w:ftr xmlns:wpc="http://schemas.microsoft.com/office/word/2010/wordprocessingCanvas" xmlns:cx="http://schemas.microsoft.com/office/drawing/2014/chartex" xmlns:cx1="http://schemas.microsoft.com/office/drawing/2015/9/8/chartex" xmlns:cx2="http://schemas.microsoft.com/office/drawing/2015/10/21/chartex" xmlns:cx3="http://schemas.microsoft.com/office/drawing/2016/5/9/chartex" xmlns:cx4="http://schemas.microsoft.com/office/drawing/2016/5/10/chartex" xmlns:cx5="http://schemas.microsoft.com/office/drawing/2016/5/11/chartex" xmlns:cx6="http://schemas.microsoft.com/office/drawing/2016/5/12/chartex" xmlns:cx7="http://schemas.microsoft.com/office/drawing/2016/5/13/chartex" xmlns:cx8="http://schemas.microsoft.com/office/drawing/2016/5/14/chartex" xmlns:mc="http://schemas.openxmlformats.org/markup-compatibility/2006" xmlns:aink="http://schemas.microsoft.com/office/drawing/2016/ink" xmlns:am3d="http://schemas.microsoft.com/office/drawing/2017/model3d" xmlns:o="urn:schemas-microsoft-com:office:office" xmlns:oel="http://schemas.microsoft.com/office/2019/extlst" xmlns:r="http://schemas.openxmlformats.org/officeDocument/2006/relationships" xmlns:m="http://schemas.openxmlformats.org/officeDocument/2006/math" xmlns:v="urn:schemas-microsoft-com:vml" xmlns:wp14="http://schemas.microsoft.com/office/word/2010/wordprocessingDrawing" xmlns:wp="http://schemas.openxmlformats.org/drawingml/2006/wordprocessingDrawing" xmlns:w10="urn:schemas-microsoft-com:office:word" xmlns:w="http://schemas.openxmlformats.org/wordprocessingml/2006/main" xmlns:w14="http://schemas.microsoft.com/office/word/2010/wordml" xmlns:w15="http://schemas.microsoft.com/office/word/2012/wordml" xmlns:w16cei="http://schemas.microsoft.com/office/word/2026/wordml/cei" xmlns:w16cex="http://schemas.microsoft.com/office/word/2018/wordml/cex" xmlns:w16cid="http://schemas.microsoft.com/office/word/2016/wordml/cid" xmlns:w16="http://schemas.microsoft.com/office/word/2018/wordml" xmlns:w16du="http://schemas.microsoft.com/office/word/2023/wordml/word16du" xmlns:w16sdtdh="http://schemas.microsoft.com/office/word/2020/wordml/sdtdatahash" xmlns:w16sdtfl="http://schemas.microsoft.com/office/word/2024/wordml/sdtformatlock" xmlns:w16se="http://schemas.microsoft.com/office/word/2015/wordml/symex" xmlns:wpg="http://schemas.microsoft.com/office/word/2010/wordprocessingGroup" xmlns:wpi="http://schemas.microsoft.com/office/word/2010/wordprocessingInk" xmlns:wne="http://schemas.microsoft.com/office/word/2006/wordml" xmlns:wps="http://schemas.microsoft.com/office/word/2010/wordprocessingShape" mc:Ignorable="w14 w15 w16se w16cid w16 w16cex w16sdtdh w16sdtfl w16du wp14">
-  <w:p>
-    <w:pPr>
-      <w:pStyle w:val="Footer"/>
-    </w:pPr>
-  </w:p>
-</w:ftr>
-</file>
-
 <file path=word/footnotes.xml><?xml version="1.0" encoding="utf-8"?>
-<w:footnotes xmlns:wpc="http://schemas.microsoft.com/office/word/2010/wordprocessingCanvas" xmlns:cx="http://schemas.microsoft.com/office/drawing/2014/chartex" xmlns:cx1="http://schemas.microsoft.com/office/drawing/2015/9/8/chartex" xmlns:cx2="http://schemas.microsoft.com/office/drawing/2015/10/21/chartex" xmlns:cx3="http://schemas.microsoft.com/office/drawing/2016/5/9/chartex" xmlns:cx4="http://schemas.microsoft.com/office/drawing/2016/5/10/chartex" xmlns:cx5="http://schemas.microsoft.com/office/drawing/2016/5/11/chartex" xmlns:cx6="http://schemas.microsoft.com/office/drawing/2016/5/12/chartex" xmlns:cx7="http://schemas.microsoft.com/office/drawing/2016/5/13/chartex" xmlns:cx8="http://schemas.microsoft.com/office/drawing/2016/5/14/chartex" xmlns:mc="http://schemas.openxmlformats.org/markup-compatibility/2006" xmlns:aink="http://schemas.microsoft.com/office/drawing/2016/ink" xmlns:am3d="http://schemas.microsoft.com/office/drawing/2017/model3d" xmlns:o="urn:schemas-microsoft-com:office:office" xmlns:oel="http://schemas.microsoft.com/office/2019/extlst" xmlns:r="http://schemas.openxmlformats.org/officeDocument/2006/relationships" xmlns:m="http://schemas.openxmlformats.org/officeDocument/2006/math" xmlns:v="urn:schemas-microsoft-com:vml" xmlns:wp14="http://schemas.microsoft.com/office/word/2010/wordprocessingDrawing" xmlns:wp="http://schemas.openxmlformats.org/drawingml/2006/wordprocessingDrawing" xmlns:w10="urn:schemas-microsoft-com:office:word" xmlns:w="http://schemas.openxmlformats.org/wordprocessingml/2006/main" xmlns:w14="http://schemas.microsoft.com/office/word/2010/wordml" xmlns:w15="http://schemas.microsoft.com/office/word/2012/wordml" xmlns:w16cei="http://schemas.microsoft.com/office/word/2026/wordml/cei" xmlns:w16cex="http://schemas.microsoft.com/office/word/2018/wordml/cex" xmlns:w16cid="http://schemas.microsoft.com/office/word/2016/wordml/cid" xmlns:w16="http://schemas.microsoft.com/office/word/2018/wordml" xmlns:w16du="http://schemas.microsoft.com/office/word/2023/wordml/word16du" xmlns:w16sdtdh="http://schemas.microsoft.com/office/word/2020/wordml/sdtdatahash" xmlns:w16sdtfl="http://schemas.microsoft.com/office/word/2024/wordml/sdtformatlock" xmlns:w16se="http://schemas.microsoft.com/office/word/2015/wordml/symex" xmlns:wpg="http://schemas.microsoft.com/office/word/2010/wordprocessingGroup" xmlns:wpi="http://schemas.microsoft.com/office/word/2010/wordprocessingInk" xmlns:wne="http://schemas.microsoft.com/office/word/2006/wordml" xmlns:wps="http://schemas.microsoft.com/office/word/2010/wordprocessingShape" mc:Ignorable="w14 w15 w16se w16cid w16 w16cex w16sdtdh w16sdtfl w16du wp14">
+<w:footnotes xmlns:wpc="http://schemas.microsoft.com/office/word/2010/wordprocessingCanvas" xmlns:cx="http://schemas.microsoft.com/office/drawing/2014/chartex" xmlns:cx1="http://schemas.microsoft.com/office/drawing/2015/9/8/chartex" xmlns:cx2="http://schemas.microsoft.com/office/drawing/2015/10/21/chartex" xmlns:cx3="http://schemas.microsoft.com/office/drawing/2016/5/9/chartex" xmlns:cx4="http://schemas.microsoft.com/office/drawing/2016/5/10/chartex" xmlns:cx5="http://schemas.microsoft.com/office/drawing/2016/5/11/chartex" xmlns:cx6="http://schemas.microsoft.com/office/drawing/2016/5/12/chartex" xmlns:cx7="http://schemas.microsoft.com/office/drawing/2016/5/13/chartex" xmlns:cx8="http://schemas.microsoft.com/office/drawing/2016/5/14/chartex" xmlns:mc="http://schemas.openxmlformats.org/markup-compatibility/2006" xmlns:aink="http://schemas.microsoft.com/office/drawing/2016/ink" xmlns:am3d="http://schemas.microsoft.com/office/drawing/2017/model3d" xmlns:o="urn:schemas-microsoft-com:office:office" xmlns:oel="http://schemas.microsoft.com/office/2019/extlst" xmlns:r="http://schemas.openxmlformats.org/officeDocument/2006/relationships" xmlns:m="http://schemas.openxmlformats.org/officeDocument/2006/math" xmlns:v="urn:schemas-microsoft-com:vml" xmlns:wp14="http://schemas.microsoft.com/office/word/2010/wordprocessingDrawing" xmlns:wp="http://schemas.openxmlformats.org/drawingml/2006/wordprocessingDrawing" xmlns:w10="urn:schemas-microsoft-com:office:word" xmlns:w="http://schemas.openxmlformats.org/wordprocessingml/2006/main" xmlns:w14="http://schemas.microsoft.com/office/word/2010/wordml" xmlns:w15="http://schemas.microsoft.com/office/word/2012/wordml" xmlns:w16cex="http://schemas.microsoft.com/office/word/2018/wordml/cex" xmlns:w16cid="http://schemas.microsoft.com/office/word/2016/wordml/cid" xmlns:w16="http://schemas.microsoft.com/office/word/2018/wordml" xmlns:w16du="http://schemas.microsoft.com/office/word/2023/wordml/word16du" xmlns:w16sdtdh="http://schemas.microsoft.com/office/word/2020/wordml/sdtdatahash" xmlns:w16sdtfl="http://schemas.microsoft.com/office/word/2024/wordml/sdtformatlock" xmlns:w16se="http://schemas.microsoft.com/office/word/2015/wordml/symex" xmlns:wpg="http://schemas.microsoft.com/office/word/2010/wordprocessingGroup" xmlns:wpi="http://schemas.microsoft.com/office/word/2010/wordprocessingInk" xmlns:wne="http://schemas.microsoft.com/office/word/2006/wordml" xmlns:wps="http://schemas.microsoft.com/office/word/2010/wordprocessingShape" mc:Ignorable="w14 w15 w16se w16cid w16 w16cex w16sdtdh w16sdtfl w16du wp14">
   <w:footnote w:type="separator" w:id="-1">
     <w:p>
       <w:pPr>
@@ -1061,17 +1035,7 @@
 </file>
 
 <file path=word/header1.xml><?xml version="1.0" encoding="utf-8"?>
-<w:hdr xmlns:wpc="http://schemas.microsoft.com/office/word/2010/wordprocessingCanvas" xmlns:cx="http://schemas.microsoft.com/office/drawing/2014/chartex" xmlns:cx1="http://schemas.microsoft.com/office/drawing/2015/9/8/chartex" xmlns:cx2="http://schemas.microsoft.com/office/drawing/2015/10/21/chartex" xmlns:cx3="http://schemas.microsoft.com/office/drawing/2016/5/9/chartex" xmlns:cx4="http://schemas.microsoft.com/office/drawing/2016/5/10/chartex" xmlns:cx5="http://schemas.microsoft.com/office/drawing/2016/5/11/chartex" xmlns:cx6="http://schemas.microsoft.com/office/drawing/2016/5/12/chartex" xmlns:cx7="http://schemas.microsoft.com/office/drawing/2016/5/13/chartex" xmlns:cx8="http://schemas.microsoft.com/office/drawing/2016/5/14/chartex" xmlns:mc="http://schemas.openxmlformats.org/markup-compatibility/2006" xmlns:aink="http://schemas.microsoft.com/office/drawing/2016/ink" xmlns:am3d="http://schemas.microsoft.com/office/drawing/2017/model3d" xmlns:o="urn:schemas-microsoft-com:office:office" xmlns:oel="http://schemas.microsoft.com/office/2019/extlst" xmlns:r="http://schemas.openxmlformats.org/officeDocument/2006/relationships" xmlns:m="http://schemas.openxmlformats.org/officeDocument/2006/math" xmlns:v="urn:schemas-microsoft-com:vml" xmlns:wp14="http://schemas.microsoft.com/office/word/2010/wordprocessingDrawing" xmlns:wp="http://schemas.openxmlformats.org/drawingml/2006/wordprocessingDrawing" xmlns:w10="urn:schemas-microsoft-com:office:word" xmlns:w="http://schemas.openxmlformats.org/wordprocessingml/2006/main" xmlns:w14="http://schemas.microsoft.com/office/word/2010/wordml" xmlns:w15="http://schemas.microsoft.com/office/word/2012/wordml" xmlns:w16cei="http://schemas.microsoft.com/office/word/2026/wordml/cei" xmlns:w16cex="http://schemas.microsoft.com/office/word/2018/wordml/cex" xmlns:w16cid="http://schemas.microsoft.com/office/word/2016/wordml/cid" xmlns:w16="http://schemas.microsoft.com/office/word/2018/wordml" xmlns:w16du="http://schemas.microsoft.com/office/word/2023/wordml/word16du" xmlns:w16sdtdh="http://schemas.microsoft.com/office/word/2020/wordml/sdtdatahash" xmlns:w16sdtfl="http://schemas.microsoft.com/office/word/2024/wordml/sdtformatlock" xmlns:w16se="http://schemas.microsoft.com/office/word/2015/wordml/symex" xmlns:wpg="http://schemas.microsoft.com/office/word/2010/wordprocessingGroup" xmlns:wpi="http://schemas.microsoft.com/office/word/2010/wordprocessingInk" xmlns:wne="http://schemas.microsoft.com/office/word/2006/wordml" xmlns:wps="http://schemas.microsoft.com/office/word/2010/wordprocessingShape" mc:Ignorable="w14 w15 w16se w16cid w16 w16cex w16sdtdh w16sdtfl w16du wp14">
-  <w:p>
-    <w:pPr>
-      <w:pStyle w:val="Header"/>
-    </w:pPr>
-  </w:p>
-</w:hdr>
-</file>
-
-<file path=word/header2.xml><?xml version="1.0" encoding="utf-8"?>
-<w:hdr xmlns:wpc="http://schemas.microsoft.com/office/word/2010/wordprocessingCanvas" xmlns:cx="http://schemas.microsoft.com/office/drawing/2014/chartex" xmlns:cx1="http://schemas.microsoft.com/office/drawing/2015/9/8/chartex" xmlns:cx2="http://schemas.microsoft.com/office/drawing/2015/10/21/chartex" xmlns:cx3="http://schemas.microsoft.com/office/drawing/2016/5/9/chartex" xmlns:cx4="http://schemas.microsoft.com/office/drawing/2016/5/10/chartex" xmlns:cx5="http://schemas.microsoft.com/office/drawing/2016/5/11/chartex" xmlns:cx6="http://schemas.microsoft.com/office/drawing/2016/5/12/chartex" xmlns:cx7="http://schemas.microsoft.com/office/drawing/2016/5/13/chartex" xmlns:cx8="http://schemas.microsoft.com/office/drawing/2016/5/14/chartex" xmlns:mc="http://schemas.openxmlformats.org/markup-compatibility/2006" xmlns:aink="http://schemas.microsoft.com/office/drawing/2016/ink" xmlns:am3d="http://schemas.microsoft.com/office/drawing/2017/model3d" xmlns:o="urn:schemas-microsoft-com:office:office" xmlns:oel="http://schemas.microsoft.com/office/2019/extlst" xmlns:r="http://schemas.openxmlformats.org/officeDocument/2006/relationships" xmlns:m="http://schemas.openxmlformats.org/officeDocument/2006/math" xmlns:v="urn:schemas-microsoft-com:vml" xmlns:wp14="http://schemas.microsoft.com/office/word/2010/wordprocessingDrawing" xmlns:wp="http://schemas.openxmlformats.org/drawingml/2006/wordprocessingDrawing" xmlns:w10="urn:schemas-microsoft-com:office:word" xmlns:w="http://schemas.openxmlformats.org/wordprocessingml/2006/main" xmlns:w14="http://schemas.microsoft.com/office/word/2010/wordml" xmlns:w15="http://schemas.microsoft.com/office/word/2012/wordml" xmlns:w16cei="http://schemas.microsoft.com/office/word/2026/wordml/cei" xmlns:w16cex="http://schemas.microsoft.com/office/word/2018/wordml/cex" xmlns:w16cid="http://schemas.microsoft.com/office/word/2016/wordml/cid" xmlns:w16="http://schemas.microsoft.com/office/word/2018/wordml" xmlns:w16du="http://schemas.microsoft.com/office/word/2023/wordml/word16du" xmlns:w16sdtdh="http://schemas.microsoft.com/office/word/2020/wordml/sdtdatahash" xmlns:w16sdtfl="http://schemas.microsoft.com/office/word/2024/wordml/sdtformatlock" xmlns:w16se="http://schemas.microsoft.com/office/word/2015/wordml/symex" xmlns:wpg="http://schemas.microsoft.com/office/word/2010/wordprocessingGroup" xmlns:wpi="http://schemas.microsoft.com/office/word/2010/wordprocessingInk" xmlns:wne="http://schemas.microsoft.com/office/word/2006/wordml" xmlns:wps="http://schemas.microsoft.com/office/word/2010/wordprocessingShape" mc:Ignorable="w14 w15 w16se w16cid w16 w16cex w16sdtdh w16sdtfl w16du wp14">
+<w:hdr xmlns:wpc="http://schemas.microsoft.com/office/word/2010/wordprocessingCanvas" xmlns:cx="http://schemas.microsoft.com/office/drawing/2014/chartex" xmlns:cx1="http://schemas.microsoft.com/office/drawing/2015/9/8/chartex" xmlns:cx2="http://schemas.microsoft.com/office/drawing/2015/10/21/chartex" xmlns:cx3="http://schemas.microsoft.com/office/drawing/2016/5/9/chartex" xmlns:cx4="http://schemas.microsoft.com/office/drawing/2016/5/10/chartex" xmlns:cx5="http://schemas.microsoft.com/office/drawing/2016/5/11/chartex" xmlns:cx6="http://schemas.microsoft.com/office/drawing/2016/5/12/chartex" xmlns:cx7="http://schemas.microsoft.com/office/drawing/2016/5/13/chartex" xmlns:cx8="http://schemas.microsoft.com/office/drawing/2016/5/14/chartex" xmlns:mc="http://schemas.openxmlformats.org/markup-compatibility/2006" xmlns:aink="http://schemas.microsoft.com/office/drawing/2016/ink" xmlns:am3d="http://schemas.microsoft.com/office/drawing/2017/model3d" xmlns:o="urn:schemas-microsoft-com:office:office" xmlns:oel="http://schemas.microsoft.com/office/2019/extlst" xmlns:r="http://schemas.openxmlformats.org/officeDocument/2006/relationships" xmlns:m="http://schemas.openxmlformats.org/officeDocument/2006/math" xmlns:v="urn:schemas-microsoft-com:vml" xmlns:wp14="http://schemas.microsoft.com/office/word/2010/wordprocessingDrawing" xmlns:wp="http://schemas.openxmlformats.org/drawingml/2006/wordprocessingDrawing" xmlns:w10="urn:schemas-microsoft-com:office:word" xmlns:w="http://schemas.openxmlformats.org/wordprocessingml/2006/main" xmlns:w14="http://schemas.microsoft.com/office/word/2010/wordml" xmlns:w15="http://schemas.microsoft.com/office/word/2012/wordml" xmlns:w16cex="http://schemas.microsoft.com/office/word/2018/wordml/cex" xmlns:w16cid="http://schemas.microsoft.com/office/word/2016/wordml/cid" xmlns:w16="http://schemas.microsoft.com/office/word/2018/wordml" xmlns:w16du="http://schemas.microsoft.com/office/word/2023/wordml/word16du" xmlns:w16sdtdh="http://schemas.microsoft.com/office/word/2020/wordml/sdtdatahash" xmlns:w16sdtfl="http://schemas.microsoft.com/office/word/2024/wordml/sdtformatlock" xmlns:w16se="http://schemas.microsoft.com/office/word/2015/wordml/symex" xmlns:wpg="http://schemas.microsoft.com/office/word/2010/wordprocessingGroup" xmlns:wpi="http://schemas.microsoft.com/office/word/2010/wordprocessingInk" xmlns:wne="http://schemas.microsoft.com/office/word/2006/wordml" xmlns:wps="http://schemas.microsoft.com/office/word/2010/wordprocessingShape" mc:Ignorable="w14 w15 w16se w16cid w16 w16cex w16sdtdh w16sdtfl w16du wp14">
   <w:p>
     <w:pPr>
       <w:pStyle w:val="Header"/>
@@ -1958,16 +1922,6 @@
 </w:hdr>
 </file>
 
-<file path=word/header3.xml><?xml version="1.0" encoding="utf-8"?>
-<w:hdr xmlns:wpc="http://schemas.microsoft.com/office/word/2010/wordprocessingCanvas" xmlns:cx="http://schemas.microsoft.com/office/drawing/2014/chartex" xmlns:cx1="http://schemas.microsoft.com/office/drawing/2015/9/8/chartex" xmlns:cx2="http://schemas.microsoft.com/office/drawing/2015/10/21/chartex" xmlns:cx3="http://schemas.microsoft.com/office/drawing/2016/5/9/chartex" xmlns:cx4="http://schemas.microsoft.com/office/drawing/2016/5/10/chartex" xmlns:cx5="http://schemas.microsoft.com/office/drawing/2016/5/11/chartex" xmlns:cx6="http://schemas.microsoft.com/office/drawing/2016/5/12/chartex" xmlns:cx7="http://schemas.microsoft.com/office/drawing/2016/5/13/chartex" xmlns:cx8="http://schemas.microsoft.com/office/drawing/2016/5/14/chartex" xmlns:mc="http://schemas.openxmlformats.org/markup-compatibility/2006" xmlns:aink="http://schemas.microsoft.com/office/drawing/2016/ink" xmlns:am3d="http://schemas.microsoft.com/office/drawing/2017/model3d" xmlns:o="urn:schemas-microsoft-com:office:office" xmlns:oel="http://schemas.microsoft.com/office/2019/extlst" xmlns:r="http://schemas.openxmlformats.org/officeDocument/2006/relationships" xmlns:m="http://schemas.openxmlformats.org/officeDocument/2006/math" xmlns:v="urn:schemas-microsoft-com:vml" xmlns:wp14="http://schemas.microsoft.com/office/word/2010/wordprocessingDrawing" xmlns:wp="http://schemas.openxmlformats.org/drawingml/2006/wordprocessingDrawing" xmlns:w10="urn:schemas-microsoft-com:office:word" xmlns:w="http://schemas.openxmlformats.org/wordprocessingml/2006/main" xmlns:w14="http://schemas.microsoft.com/office/word/2010/wordml" xmlns:w15="http://schemas.microsoft.com/office/word/2012/wordml" xmlns:w16cei="http://schemas.microsoft.com/office/word/2026/wordml/cei" xmlns:w16cex="http://schemas.microsoft.com/office/word/2018/wordml/cex" xmlns:w16cid="http://schemas.microsoft.com/office/word/2016/wordml/cid" xmlns:w16="http://schemas.microsoft.com/office/word/2018/wordml" xmlns:w16du="http://schemas.microsoft.com/office/word/2023/wordml/word16du" xmlns:w16sdtdh="http://schemas.microsoft.com/office/word/2020/wordml/sdtdatahash" xmlns:w16sdtfl="http://schemas.microsoft.com/office/word/2024/wordml/sdtformatlock" xmlns:w16se="http://schemas.microsoft.com/office/word/2015/wordml/symex" xmlns:wpg="http://schemas.microsoft.com/office/word/2010/wordprocessingGroup" xmlns:wpi="http://schemas.microsoft.com/office/word/2010/wordprocessingInk" xmlns:wne="http://schemas.microsoft.com/office/word/2006/wordml" xmlns:wps="http://schemas.microsoft.com/office/word/2010/wordprocessingShape" mc:Ignorable="w14 w15 w16se w16cid w16 w16cex w16sdtdh w16sdtfl w16du wp14">
-  <w:p>
-    <w:pPr>
-      <w:pStyle w:val="Header"/>
-    </w:pPr>
-  </w:p>
-</w:hdr>
-</file>
-
 <file path=word/intelligence2.xml><?xml version="1.0" encoding="utf-8"?>
 <int2:intelligence xmlns:int2="http://schemas.microsoft.com/office/intelligence/2020/intelligence" xmlns:oel="http://schemas.microsoft.com/office/2019/extlst">
   <int2:observations>
@@ -1987,7 +1941,7 @@
 </file>
 
 <file path=word/numbering.xml><?xml version="1.0" encoding="utf-8"?>
-<w:numbering xmlns:wpc="http://schemas.microsoft.com/office/word/2010/wordprocessingCanvas" xmlns:cx="http://schemas.microsoft.com/office/drawing/2014/chartex" xmlns:cx1="http://schemas.microsoft.com/office/drawing/2015/9/8/chartex" xmlns:cx2="http://schemas.microsoft.com/office/drawing/2015/10/21/chartex" xmlns:cx3="http://schemas.microsoft.com/office/drawing/2016/5/9/chartex" xmlns:cx4="http://schemas.microsoft.com/office/drawing/2016/5/10/chartex" xmlns:cx5="http://schemas.microsoft.com/office/drawing/2016/5/11/chartex" xmlns:cx6="http://schemas.microsoft.com/office/drawing/2016/5/12/chartex" xmlns:cx7="http://schemas.microsoft.com/office/drawing/2016/5/13/chartex" xmlns:cx8="http://schemas.microsoft.com/office/drawing/2016/5/14/chartex" xmlns:mc="http://schemas.openxmlformats.org/markup-compatibility/2006" xmlns:aink="http://schemas.microsoft.com/office/drawing/2016/ink" xmlns:am3d="http://schemas.microsoft.com/office/drawing/2017/model3d" xmlns:o="urn:schemas-microsoft-com:office:office" xmlns:oel="http://schemas.microsoft.com/office/2019/extlst" xmlns:r="http://schemas.openxmlformats.org/officeDocument/2006/relationships" xmlns:m="http://schemas.openxmlformats.org/officeDocument/2006/math" xmlns:v="urn:schemas-microsoft-com:vml" xmlns:wp14="http://schemas.microsoft.com/office/word/2010/wordprocessingDrawing" xmlns:wp="http://schemas.openxmlformats.org/drawingml/2006/wordprocessingDrawing" xmlns:w10="urn:schemas-microsoft-com:office:word" xmlns:w="http://schemas.openxmlformats.org/wordprocessingml/2006/main" xmlns:w14="http://schemas.microsoft.com/office/word/2010/wordml" xmlns:w15="http://schemas.microsoft.com/office/word/2012/wordml" xmlns:w16cei="http://schemas.microsoft.com/office/word/2026/wordml/cei" xmlns:w16cex="http://schemas.microsoft.com/office/word/2018/wordml/cex" xmlns:w16cid="http://schemas.microsoft.com/office/word/2016/wordml/cid" xmlns:w16="http://schemas.microsoft.com/office/word/2018/wordml" xmlns:w16du="http://schemas.microsoft.com/office/word/2023/wordml/word16du" xmlns:w16sdtdh="http://schemas.microsoft.com/office/word/2020/wordml/sdtdatahash" xmlns:w16sdtfl="http://schemas.microsoft.com/office/word/2024/wordml/sdtformatlock" xmlns:w16se="http://schemas.microsoft.com/office/word/2015/wordml/symex" xmlns:wpg="http://schemas.microsoft.com/office/word/2010/wordprocessingGroup" xmlns:wpi="http://schemas.microsoft.com/office/word/2010/wordprocessingInk" xmlns:wne="http://schemas.microsoft.com/office/word/2006/wordml" xmlns:wps="http://schemas.microsoft.com/office/word/2010/wordprocessingShape" mc:Ignorable="w14 w15 w16se w16cid w16 w16cex w16sdtdh w16sdtfl w16du wp14">
+<w:numbering xmlns:wpc="http://schemas.microsoft.com/office/word/2010/wordprocessingCanvas" xmlns:cx="http://schemas.microsoft.com/office/drawing/2014/chartex" xmlns:cx1="http://schemas.microsoft.com/office/drawing/2015/9/8/chartex" xmlns:cx2="http://schemas.microsoft.com/office/drawing/2015/10/21/chartex" xmlns:cx3="http://schemas.microsoft.com/office/drawing/2016/5/9/chartex" xmlns:cx4="http://schemas.microsoft.com/office/drawing/2016/5/10/chartex" xmlns:cx5="http://schemas.microsoft.com/office/drawing/2016/5/11/chartex" xmlns:cx6="http://schemas.microsoft.com/office/drawing/2016/5/12/chartex" xmlns:cx7="http://schemas.microsoft.com/office/drawing/2016/5/13/chartex" xmlns:cx8="http://schemas.microsoft.com/office/drawing/2016/5/14/chartex" xmlns:mc="http://schemas.openxmlformats.org/markup-compatibility/2006" xmlns:aink="http://schemas.microsoft.com/office/drawing/2016/ink" xmlns:am3d="http://schemas.microsoft.com/office/drawing/2017/model3d" xmlns:o="urn:schemas-microsoft-com:office:office" xmlns:oel="http://schemas.microsoft.com/office/2019/extlst" xmlns:r="http://schemas.openxmlformats.org/officeDocument/2006/relationships" xmlns:m="http://schemas.openxmlformats.org/officeDocument/2006/math" xmlns:v="urn:schemas-microsoft-com:vml" xmlns:wp14="http://schemas.microsoft.com/office/word/2010/wordprocessingDrawing" xmlns:wp="http://schemas.openxmlformats.org/drawingml/2006/wordprocessingDrawing" xmlns:w10="urn:schemas-microsoft-com:office:word" xmlns:w="http://schemas.openxmlformats.org/wordprocessingml/2006/main" xmlns:w14="http://schemas.microsoft.com/office/word/2010/wordml" xmlns:w15="http://schemas.microsoft.com/office/word/2012/wordml" xmlns:w16cex="http://schemas.microsoft.com/office/word/2018/wordml/cex" xmlns:w16cid="http://schemas.microsoft.com/office/word/2016/wordml/cid" xmlns:w16="http://schemas.microsoft.com/office/word/2018/wordml" xmlns:w16du="http://schemas.microsoft.com/office/word/2023/wordml/word16du" xmlns:w16sdtdh="http://schemas.microsoft.com/office/word/2020/wordml/sdtdatahash" xmlns:w16sdtfl="http://schemas.microsoft.com/office/word/2024/wordml/sdtformatlock" xmlns:w16se="http://schemas.microsoft.com/office/word/2015/wordml/symex" xmlns:wpg="http://schemas.microsoft.com/office/word/2010/wordprocessingGroup" xmlns:wpi="http://schemas.microsoft.com/office/word/2010/wordprocessingInk" xmlns:wne="http://schemas.microsoft.com/office/word/2006/wordml" xmlns:wps="http://schemas.microsoft.com/office/word/2010/wordprocessingShape" mc:Ignorable="w14 w15 w16se w16cid w16 w16cex w16sdtdh w16sdtfl w16du wp14">
   <w:abstractNum w:abstractNumId="0" w15:restartNumberingAfterBreak="0">
     <w:nsid w:val="00236263"/>
     <w:multiLevelType w:val="multilevel"/>
@@ -6576,15 +6530,6 @@
 </file>
 
 <file path=customXml/item1.xml><?xml version="1.0" encoding="utf-8"?>
-<?mso-contentType ?>
-<FormTemplates xmlns="http://schemas.microsoft.com/sharepoint/v3/contenttype/forms">
-  <Display>DocumentLibraryForm</Display>
-  <Edit>DocumentLibraryForm</Edit>
-  <New>DocumentLibraryForm</New>
-</FormTemplates>
-</file>
-
-<file path=customXml/item2.xml><?xml version="1.0" encoding="utf-8"?>
 <p:properties xmlns:p="http://schemas.microsoft.com/office/2006/metadata/properties" xmlns:xsi="http://www.w3.org/2001/XMLSchema-instance" xmlns:pc="http://schemas.microsoft.com/office/infopath/2007/PartnerControls">
   <documentManagement>
     <TaxCatchAll xmlns="8350b7c0-334b-4e19-bfc1-744f6a979eee" xsi:nil="true"/>
@@ -6595,11 +6540,16 @@
 </p:properties>
 </file>
 
-<file path=customXml/item3.xml><?xml version="1.0" encoding="utf-8"?>
-<b:Sources xmlns:b="http://schemas.openxmlformats.org/officeDocument/2006/bibliography" xmlns="http://schemas.openxmlformats.org/officeDocument/2006/bibliography" SelectedStyle="\APASixthEditionOfficeOnline.xsl" StyleName="APA" Version="6"/>
+<file path=customXml/item2.xml><?xml version="1.0" encoding="utf-8"?>
+<?mso-contentType ?>
+<FormTemplates xmlns="http://schemas.microsoft.com/sharepoint/v3/contenttype/forms">
+  <Display>DocumentLibraryForm</Display>
+  <Edit>DocumentLibraryForm</Edit>
+  <New>DocumentLibraryForm</New>
+</FormTemplates>
 </file>
 
-<file path=customXml/item4.xml><?xml version="1.0" encoding="utf-8"?>
+<file path=customXml/item3.xml><?xml version="1.0" encoding="utf-8"?>
 <ct:contentTypeSchema xmlns:ct="http://schemas.microsoft.com/office/2006/metadata/contentType" xmlns:ma="http://schemas.microsoft.com/office/2006/metadata/properties/metaAttributes" ct:_="" ma:_="" ma:contentTypeName="Document" ma:contentTypeID="0x01010015F16144C0593A4A82C8AE0B67DB460F" ma:contentTypeVersion="11" ma:contentTypeDescription="Create a new document." ma:contentTypeScope="" ma:versionID="f03428ffc1746d68619392bc270e65d0">
   <xsd:schema xmlns:xsd="http://www.w3.org/2001/XMLSchema" xmlns:xs="http://www.w3.org/2001/XMLSchema" xmlns:p="http://schemas.microsoft.com/office/2006/metadata/properties" xmlns:ns2="94d5cf59-5162-48bc-aa9b-620df72947f5" xmlns:ns3="8350b7c0-334b-4e19-bfc1-744f6a979eee" targetNamespace="http://schemas.microsoft.com/office/2006/metadata/properties" ma:root="true" ma:fieldsID="2206ae29c74f0be434f81d51f34f460d" ns2:_="" ns3:_="">
     <xsd:import namespace="94d5cf59-5162-48bc-aa9b-620df72947f5"/>
@@ -6794,15 +6744,11 @@
 </ct:contentTypeSchema>
 </file>
 
-<file path=customXml/itemProps1.xml><?xml version="1.0" encoding="utf-8"?>
-<ds:datastoreItem xmlns:ds="http://schemas.openxmlformats.org/officeDocument/2006/customXml" ds:itemID="{F93F3582-894A-4650-B1DA-E6BF328AEA63}">
-  <ds:schemaRefs>
-    <ds:schemaRef ds:uri="http://schemas.microsoft.com/sharepoint/v3/contenttype/forms"/>
-  </ds:schemaRefs>
-</ds:datastoreItem>
+<file path=customXml/item4.xml><?xml version="1.0" encoding="utf-8"?>
+<b:Sources xmlns:b="http://schemas.openxmlformats.org/officeDocument/2006/bibliography" xmlns="http://schemas.openxmlformats.org/officeDocument/2006/bibliography" SelectedStyle="\APASixthEditionOfficeOnline.xsl" StyleName="APA" Version="6"/>
 </file>
 
-<file path=customXml/itemProps2.xml><?xml version="1.0" encoding="utf-8"?>
+<file path=customXml/itemProps1.xml><?xml version="1.0" encoding="utf-8"?>
 <ds:datastoreItem xmlns:ds="http://schemas.openxmlformats.org/officeDocument/2006/customXml" ds:itemID="{5F4094FA-4F1A-4675-8E5C-3B6924602053}">
   <ds:schemaRefs>
     <ds:schemaRef ds:uri="http://schemas.microsoft.com/office/2006/metadata/properties"/>
@@ -6813,15 +6759,15 @@
 </ds:datastoreItem>
 </file>
 
-<file path=customXml/itemProps3.xml><?xml version="1.0" encoding="utf-8"?>
-<ds:datastoreItem xmlns:ds="http://schemas.openxmlformats.org/officeDocument/2006/customXml" ds:itemID="{E29FD965-7DDA-421B-B117-E02370F502DD}">
+<file path=customXml/itemProps2.xml><?xml version="1.0" encoding="utf-8"?>
+<ds:datastoreItem xmlns:ds="http://schemas.openxmlformats.org/officeDocument/2006/customXml" ds:itemID="{F93F3582-894A-4650-B1DA-E6BF328AEA63}">
   <ds:schemaRefs>
-    <ds:schemaRef ds:uri="http://schemas.openxmlformats.org/officeDocument/2006/bibliography"/>
+    <ds:schemaRef ds:uri="http://schemas.microsoft.com/sharepoint/v3/contenttype/forms"/>
   </ds:schemaRefs>
 </ds:datastoreItem>
 </file>
 
-<file path=customXml/itemProps4.xml><?xml version="1.0" encoding="utf-8"?>
+<file path=customXml/itemProps3.xml><?xml version="1.0" encoding="utf-8"?>
 <ds:datastoreItem xmlns:ds="http://schemas.openxmlformats.org/officeDocument/2006/customXml" ds:itemID="{A58C842E-2A27-4747-8568-CC13FF07AC37}">
   <ds:schemaRefs>
     <ds:schemaRef ds:uri="http://schemas.microsoft.com/office/2006/metadata/contentType"/>
@@ -6838,4 +6784,12 @@
     <ds:schemaRef ds:uri="http://schemas.microsoft.com/internal/obd"/>
   </ds:schemaRefs>
 </ds:datastoreItem>
+</file>
+
+<file path=customXml/itemProps4.xml><?xml version="1.0" encoding="utf-8"?>
+<ds:datastoreItem xmlns:ds="http://schemas.openxmlformats.org/officeDocument/2006/customXml" ds:itemID="{E29FD965-7DDA-421B-B117-E02370F502DD}">
+  <ds:schemaRefs>
+    <ds:schemaRef ds:uri="http://schemas.openxmlformats.org/officeDocument/2006/bibliography"/>
+  </ds:schemaRefs>
+</ds:datastoreItem>
 </file>